--- a/docs/hiring/Delt-Agent-Compensation-Plan.docx
+++ b/docs/hiring/Delt-Agent-Compensation-Plan.docx
@@ -773,6 +773,19 @@
           <w:szCs w:val="22"/>
         </w:rPr>
         <w:t xml:space="preserve">Residuals are never clawed back. The only clawback in the entire program is the activation bonus, and only if the merchant cancels within 90 days.</w:t>
+      </w:r>
+    </w:p>
+    <w:p>
+      <w:pPr>
+        <w:spacing w:after="140"/>
+      </w:pPr>
+      <w:r>
+        <w:rPr>
+          <w:rFonts w:ascii="Calibri" w:cs="Calibri" w:eastAsia="Calibri" w:hAnsi="Calibri"/>
+          <w:sz w:val="22"/>
+          <w:szCs w:val="22"/>
+        </w:rPr>
+        <w:t xml:space="preserve">Net Program Revenue is 100% of what Delt collects on your accounts after card-network interchange and bank-sponsor costs — the exact fee schedule is Schedule A of your agent agreement. Your split comes off the top; Delt takes no margin before it.</w:t>
       </w:r>
     </w:p>
     <w:p>

--- a/docs/hiring/Delt-Agent-Compensation-Plan.docx
+++ b/docs/hiring/Delt-Agent-Compensation-Plan.docx
@@ -785,7 +785,7 @@
           <w:sz w:val="22"/>
           <w:szCs w:val="22"/>
         </w:rPr>
-        <w:t xml:space="preserve">Net Program Revenue is 100% of what Delt collects on your accounts after card-network interchange and bank-sponsor costs — the exact fee schedule is Schedule A of your agent agreement. Your split comes off the top; Delt takes no margin before it.</w:t>
+        <w:t xml:space="preserve">Net Program Revenue is what Delt collects on your accounts after card-network interchange and the Schedule A fee schedule in your agent agreement — every deduction is listed there, and your per-merchant statement shows the same math.</w:t>
       </w:r>
     </w:p>
     <w:p>
